--- a/assets/docs/09_Gmail_Organization_and_Templates.docx
+++ b/assets/docs/09_Gmail_Organization_and_Templates.docx
@@ -3,16 +3,20 @@
 <w:document xmlns:wpc="http://schemas.microsoft.com/office/word/2010/wordprocessingCanvas" xmlns:mo="http://schemas.microsoft.com/office/mac/office/2008/main" xmlns:mc="http://schemas.openxmlformats.org/markup-compatibility/2006" xmlns:mv="urn:schemas-microsoft-com:mac:vml" xmlns:o="urn:schemas-microsoft-com:office:office" xmlns:r="http://schemas.openxmlformats.org/officeDocument/2006/relationships" xmlns:m="http://schemas.openxmlformats.org/officeDocument/2006/math" xmlns:v="urn:schemas-microsoft-com:vml" xmlns:wp14="http://schemas.microsoft.com/office/word/2010/wordprocessingDrawing" xmlns:wp="http://schemas.openxmlformats.org/drawingml/2006/wordprocessingDrawing" xmlns:w10="urn:schemas-microsoft-com:office:word" xmlns:w="http://schemas.openxmlformats.org/wordprocessingml/2006/main" xmlns:w14="http://schemas.microsoft.com/office/word/2010/wordml" xmlns:wpg="http://schemas.microsoft.com/office/word/2010/wordprocessingGroup" xmlns:wpi="http://schemas.microsoft.com/office/word/2010/wordprocessingInk" xmlns:wne="http://schemas.microsoft.com/office/word/2006/wordml" xmlns:wps="http://schemas.microsoft.com/office/word/2010/wordprocessingShape" mc:Ignorable="w14 wp14">
   <w:body>
     <w:p>
-      <w:pPr>
-        <w:pStyle w:val="Title"/>
-      </w:pPr>
       <w:r>
-        <w:t>Gmail Organization &amp; Email Template Guide</w:t>
+        <w:rPr>
+          <w:b/>
+          <w:sz w:val="40"/>
+        </w:rPr>
+        <w:t>Gmail Organization &amp; Templates</w:t>
       </w:r>
     </w:p>
     <w:p>
       <w:r>
-        <w:t>SIMULATED PORTFOLIO PROJECT</w:t>
+        <w:rPr>
+          <w:i/>
+        </w:rPr>
+        <w:t>Administrative VA sample workflow</w:t>
       </w:r>
     </w:p>
     <w:p>
@@ -28,7 +32,7 @@
         <w:pStyle w:val="ListBullet"/>
       </w:pPr>
       <w:r>
-        <w:t>CLIENTS / Active Clients</w:t>
+        <w:t>01_Action Required</w:t>
       </w:r>
     </w:p>
     <w:p>
@@ -36,7 +40,7 @@
         <w:pStyle w:val="ListBullet"/>
       </w:pPr>
       <w:r>
-        <w:t>CLIENTS / New Clients</w:t>
+        <w:t>02_Waiting for Reply</w:t>
       </w:r>
     </w:p>
     <w:p>
@@ -44,7 +48,7 @@
         <w:pStyle w:val="ListBullet"/>
       </w:pPr>
       <w:r>
-        <w:t>CLIENTS / Completed Clients</w:t>
+        <w:t>03_Clients</w:t>
       </w:r>
     </w:p>
     <w:p>
@@ -52,7 +56,7 @@
         <w:pStyle w:val="ListBullet"/>
       </w:pPr>
       <w:r>
-        <w:t>ADMIN / Documents</w:t>
+        <w:t>04_Finance</w:t>
       </w:r>
     </w:p>
     <w:p>
@@ -60,7 +64,7 @@
         <w:pStyle w:val="ListBullet"/>
       </w:pPr>
       <w:r>
-        <w:t>ADMIN / Invoices</w:t>
+        <w:t>05_Meetings</w:t>
       </w:r>
     </w:p>
     <w:p>
@@ -68,7 +72,15 @@
         <w:pStyle w:val="ListBullet"/>
       </w:pPr>
       <w:r>
-        <w:t>ADMIN / Reports</w:t>
+        <w:t>06_Completed</w:t>
+      </w:r>
+    </w:p>
+    <w:p>
+      <w:pPr>
+        <w:pStyle w:val="Heading1"/>
+      </w:pPr>
+      <w:r>
+        <w:t>Daily Workflow</w:t>
       </w:r>
     </w:p>
     <w:p>
@@ -76,7 +88,7 @@
         <w:pStyle w:val="ListBullet"/>
       </w:pPr>
       <w:r>
-        <w:t>FOLLOW-UP / Urgent</w:t>
+        <w:t>Check urgent messages</w:t>
       </w:r>
     </w:p>
     <w:p>
@@ -84,7 +96,39 @@
         <w:pStyle w:val="ListBullet"/>
       </w:pPr>
       <w:r>
-        <w:t>FOLLOW-UP / Waiting for Response</w:t>
+        <w:t>Apply label</w:t>
+      </w:r>
+    </w:p>
+    <w:p>
+      <w:pPr>
+        <w:pStyle w:val="ListBullet"/>
+      </w:pPr>
+      <w:r>
+        <w:t>Respond to time-sensitive messages</w:t>
+      </w:r>
+    </w:p>
+    <w:p>
+      <w:pPr>
+        <w:pStyle w:val="ListBullet"/>
+      </w:pPr>
+      <w:r>
+        <w:t>Create task for follow-up</w:t>
+      </w:r>
+    </w:p>
+    <w:p>
+      <w:pPr>
+        <w:pStyle w:val="ListBullet"/>
+      </w:pPr>
+      <w:r>
+        <w:t>Archive completed conversations</w:t>
+      </w:r>
+    </w:p>
+    <w:p>
+      <w:pPr>
+        <w:pStyle w:val="ListBullet"/>
+      </w:pPr>
+      <w:r>
+        <w:t>Review Waiting for Reply</w:t>
       </w:r>
     </w:p>
     <w:p>
@@ -92,92 +136,57 @@
         <w:pStyle w:val="Heading1"/>
       </w:pPr>
       <w:r>
-        <w:t>Email Templates</w:t>
+        <w:t>Follow-up Template</w:t>
+      </w:r>
+    </w:p>
+    <w:p>
+      <w:r>
+        <w:t>Subject: Follow-up — [Topic]</w:t>
+        <w:br/>
+        <w:br/>
+        <w:t>Hello [Name],</w:t>
+        <w:br/>
+        <w:br/>
+        <w:t>I’m following up regarding [topic]. Please let me know if there are any updates or if you need anything from me.</w:t>
+        <w:br/>
+        <w:br/>
+        <w:t>Best regards,</w:t>
+        <w:br/>
+        <w:t>John Paul</w:t>
       </w:r>
     </w:p>
     <w:p>
       <w:pPr>
-        <w:pStyle w:val="Heading2"/>
+        <w:pStyle w:val="Heading1"/>
       </w:pPr>
       <w:r>
-        <w:t>Client Onboarding Confirmation</w:t>
+        <w:t>Meeting Confirmation Template</w:t>
       </w:r>
     </w:p>
     <w:p>
       <w:r>
-        <w:t>Subject: Welcome to BrightPath Creative Studio</w:t>
+        <w:t>Subject: Meeting Confirmation — [Date]</w:t>
         <w:br/>
         <w:br/>
-        <w:t>Thank you for completing your onboarding information. We have received your details and will coordinate the next steps with you.</w:t>
-      </w:r>
-    </w:p>
-    <w:p>
-      <w:pPr>
-        <w:pStyle w:val="Heading2"/>
-      </w:pPr>
-      <w:r>
-        <w:t>Meeting Reminder</w:t>
+        <w:t>Hello [Name],</w:t>
+        <w:br/>
+        <w:br/>
+        <w:t>This is a quick confirmation of our scheduled meeting on [date/time]. I’ve included the agenda and will record action items after the meeting.</w:t>
+        <w:br/>
+        <w:br/>
+        <w:t>Best regards,</w:t>
+        <w:br/>
+        <w:t>John Paul</w:t>
       </w:r>
     </w:p>
     <w:p>
       <w:r>
-        <w:t>Subject: Meeting Reminder — BrightPath Creative Studio</w:t>
-        <w:br/>
-        <w:br/>
-        <w:t>This is a friendly reminder of our scheduled meeting. Please let us know if you need to reschedule.</w:t>
-      </w:r>
-    </w:p>
-    <w:p>
-      <w:pPr>
-        <w:pStyle w:val="Heading2"/>
-      </w:pPr>
-      <w:r>
-        <w:t>Document Request</w:t>
-      </w:r>
-    </w:p>
-    <w:p>
-      <w:r>
-        <w:t>Subject: Documents Required for Your Project</w:t>
-        <w:br/>
-        <w:br/>
-        <w:t>To proceed with the project, please provide the requested documents at your earliest convenience.</w:t>
-      </w:r>
-    </w:p>
-    <w:p>
-      <w:pPr>
-        <w:pStyle w:val="Heading2"/>
-      </w:pPr>
-      <w:r>
-        <w:t>Follow-up Email</w:t>
-      </w:r>
-    </w:p>
-    <w:p>
-      <w:r>
-        <w:t>Subject: Follow-up on Pending Request</w:t>
-        <w:br/>
-        <w:br/>
-        <w:t>I am following up regarding the pending item discussed previously. Please let us know if you need any assistance.</w:t>
-      </w:r>
-    </w:p>
-    <w:p>
-      <w:pPr>
-        <w:pStyle w:val="Heading2"/>
-      </w:pPr>
-      <w:r>
-        <w:t>Invoice Reminder</w:t>
-      </w:r>
-    </w:p>
-    <w:p>
-      <w:r>
-        <w:t>Subject: Invoice Follow-up</w:t>
-        <w:br/>
-        <w:br/>
-        <w:t>This is a courteous reminder regarding the outstanding invoice. Please let us know if payment has already been arranged.</w:t>
+        <w:t>SIMULATED PORTFOLIO PROJECT — All client names, records, and figures are fictional.</w:t>
       </w:r>
     </w:p>
     <w:sectPr>
       <w:pgSz w:w="12240" w:h="15840"/>
-      <w:pgMar w:top="1440" w:right="1800" w:bottom="1440" w:left="1800" w:header="720" w:footer="720" w:gutter="0"/>
+      <w:pgMar w:top="936" w:right="1800" w:bottom="936" w:left="1800" w:header="720" w:footer="720" w:gutter="0"/>
       <w:cols w:space="720"/>
       <w:docGrid w:linePitch="360"/>
     </w:sectPr>
